--- a/Estuary_Budget_Shared_Workspace/Documents/Water_Salt_TN_Budget_Calculation_Methodology_Report_REVISED_v3.docx
+++ b/Estuary_Budget_Shared_Workspace/Documents/Water_Salt_TN_Budget_Calculation_Methodology_Report_REVISED_v3.docx
@@ -30,7 +30,15 @@
         <w:t>calculation flow, source files, equations, variables, sign conventions and units</w:t>
       </w:r>
       <w:r>
-        <w:t>. No particular closure result is reproduced here.</w:t>
+        <w:t xml:space="preserve">. No </w:t>
+      </w:r>
+      <w:proofErr w:type="gramStart"/>
+      <w:r>
+        <w:t>particular closure</w:t>
+      </w:r>
+      <w:proofErr w:type="gramEnd"/>
+      <w:r>
+        <w:t xml:space="preserve"> result is reproduced here.</w:t>
       </w:r>
     </w:p>
     <w:p>
@@ -522,12 +530,28 @@
         </w:numPr>
       </w:pPr>
       <w:r>
-        <w:t>RHS Method C: native SCHISM region-interface transport from outputs/flux.out.</w:t>
-      </w:r>
-    </w:p>
-    <w:p>
-      <w:r>
-        <w:t>In the present methodology, Water and TN retain both LHS-1 and LHS-2 as independent inventory checks. Salt uses only the direct node-based LHS-1 inventory calculation; no additional element-layer Salt inventory pathway is introduced. Method B and Method C are alternative boundary-transport calculations for the Main CV and are not added together. The exact variables used by each pathway are defined in the corresponding budget section.</w:t>
+        <w:t>RHS Method C: native SCHISM region-interface transport from outputs/</w:t>
+      </w:r>
+      <w:proofErr w:type="spellStart"/>
+      <w:r>
+        <w:t>flux.out</w:t>
+      </w:r>
+      <w:proofErr w:type="spellEnd"/>
+      <w:r>
+        <w:t>.</w:t>
+      </w:r>
+    </w:p>
+    <w:p>
+      <w:r>
+        <w:t xml:space="preserve">In the present methodology, Water and TN retain both LHS-1 and LHS-2 as independent inventory checks. Salt uses only the direct node-based LHS-1 inventory calculation; no additional element-layer Salt inventory pathway is introduced. Method B and Method </w:t>
+      </w:r>
+      <w:proofErr w:type="spellStart"/>
+      <w:r>
+        <w:t>C are</w:t>
+      </w:r>
+      <w:proofErr w:type="spellEnd"/>
+      <w:r>
+        <w:t xml:space="preserve"> alternative boundary-transport calculations for the Main CV and are not added together. The exact variables used by each pathway are defined in the corresponding budget section.</w:t>
       </w:r>
     </w:p>
     <w:p>
@@ -542,7 +566,15 @@
     </w:p>
     <w:p>
       <w:r>
-        <w:t>For the Main CV native flux.out accounting:</w:t>
+        <w:t xml:space="preserve">For the Main CV native </w:t>
+      </w:r>
+      <w:proofErr w:type="spellStart"/>
+      <w:r>
+        <w:t>flux.out</w:t>
+      </w:r>
+      <w:proofErr w:type="spellEnd"/>
+      <w:r>
+        <w:t xml:space="preserve"> accounting:</w:t>
       </w:r>
     </w:p>
     <w:p>
@@ -835,7 +867,48 @@
     </w:p>
     <w:p>
       <w:r>
-        <w:t>The River column changes sign because native positive transport for the Region-0/1 interface is oriented from Region 1 to Region 0. The Ocean column retains its sign because native positive transport for the Region-1/2 interface is oriented from Region 2 to Region 1.</w:t>
+        <w:lastRenderedPageBreak/>
+        <w:t xml:space="preserve">The </w:t>
+      </w:r>
+      <w:proofErr w:type="gramStart"/>
+      <w:r>
+        <w:t>River</w:t>
+      </w:r>
+      <w:proofErr w:type="gramEnd"/>
+      <w:r>
+        <w:t xml:space="preserve"> column changes sign because native positive transport for the Region-0/1 interface is oriented from </w:t>
+      </w:r>
+      <w:proofErr w:type="gramStart"/>
+      <w:r>
+        <w:t>Region</w:t>
+      </w:r>
+      <w:proofErr w:type="gramEnd"/>
+      <w:r>
+        <w:t xml:space="preserve"> 1 to </w:t>
+      </w:r>
+      <w:proofErr w:type="gramStart"/>
+      <w:r>
+        <w:t>Region</w:t>
+      </w:r>
+      <w:proofErr w:type="gramEnd"/>
+      <w:r>
+        <w:t xml:space="preserve"> 0. The Ocean column retains its sign because native positive transport for the Region-1/2 interface is oriented from </w:t>
+      </w:r>
+      <w:proofErr w:type="gramStart"/>
+      <w:r>
+        <w:t>Region</w:t>
+      </w:r>
+      <w:proofErr w:type="gramEnd"/>
+      <w:r>
+        <w:t xml:space="preserve"> 2 to </w:t>
+      </w:r>
+      <w:proofErr w:type="gramStart"/>
+      <w:r>
+        <w:t>Region</w:t>
+      </w:r>
+      <w:proofErr w:type="gramEnd"/>
+      <w:r>
+        <w:t xml:space="preserve"> 1.</w:t>
       </w:r>
     </w:p>
     <w:p>
@@ -845,7 +918,6 @@
       <w:bookmarkStart w:id="3" w:name="common-symbols-and-units"/>
       <w:bookmarkEnd w:id="2"/>
       <w:r>
-        <w:lastRenderedPageBreak/>
         <w:t>1.3 Common symbols and units</w:t>
       </w:r>
     </w:p>
@@ -1863,6 +1935,7 @@
       <w:r>
         <w:t xml:space="preserve">When the time column is stored in </w:t>
       </w:r>
+      <w:proofErr w:type="gramStart"/>
       <w:r>
         <w:rPr>
           <w:b/>
@@ -1870,6 +1943,7 @@
         </w:rPr>
         <w:t>days</w:t>
       </w:r>
+      <w:proofErr w:type="gramEnd"/>
       <w:r>
         <w:t xml:space="preserve"> but the flux is per </w:t>
       </w:r>
@@ -2693,7 +2767,15 @@
     </w:p>
     <w:p>
       <w:r>
-        <w:t>Water storage is a geometric quantity. The LHS is the change in stored water volume. The RHS is the cumulative net water volume transported across the selected boundary.</w:t>
+        <w:t xml:space="preserve">Water storage is </w:t>
+      </w:r>
+      <w:proofErr w:type="gramStart"/>
+      <w:r>
+        <w:t>a geometric</w:t>
+      </w:r>
+      <w:proofErr w:type="gramEnd"/>
+      <w:r>
+        <w:t xml:space="preserve"> quantity. The LHS is the change in stored water volume. The RHS is the cumulative net water volume transported across the selected boundary.</w:t>
       </w:r>
     </w:p>
     <w:p>
@@ -3424,6 +3506,7 @@
       <w:bookmarkStart w:id="8" w:name="Xdb0c7868cbbcc287ef43678a5541a6ce8093549"/>
       <w:bookmarkEnd w:id="7"/>
       <w:r>
+        <w:lastRenderedPageBreak/>
         <w:t>Step 2 — Calculate the mean water depth of each triangular element</w:t>
       </w:r>
     </w:p>
@@ -4377,8 +4460,13 @@
       </w:r>
     </w:p>
     <w:p>
-      <w:r>
-        <w:t xml:space="preserve">dryFlagElement is represented by </w:t>
+      <w:proofErr w:type="spellStart"/>
+      <w:r>
+        <w:t>dryFlagElement</w:t>
+      </w:r>
+      <w:proofErr w:type="spellEnd"/>
+      <w:r>
+        <w:t xml:space="preserve"> is represented by </w:t>
       </w:r>
       <m:oMath>
         <m:sSub>
@@ -5442,8 +5530,34 @@
           <w:numId w:val="18"/>
         </w:numPr>
       </w:pPr>
-      <w:r>
-        <w:t>aed_data_cmb_*.nc: ENV_layer_ht(t,e,k) [m].</w:t>
+      <w:proofErr w:type="spellStart"/>
+      <w:r>
+        <w:t>aed_data_cmb</w:t>
+      </w:r>
+      <w:proofErr w:type="spellEnd"/>
+      <w:r>
+        <w:t xml:space="preserve">_*.nc: </w:t>
+      </w:r>
+      <w:proofErr w:type="spellStart"/>
+      <w:r>
+        <w:t>ENV_layer_ht</w:t>
+      </w:r>
+      <w:proofErr w:type="spellEnd"/>
+      <w:r>
+        <w:t>(</w:t>
+      </w:r>
+      <w:proofErr w:type="spellStart"/>
+      <w:proofErr w:type="gramStart"/>
+      <w:r>
+        <w:t>t,e</w:t>
+      </w:r>
+      <w:proofErr w:type="gramEnd"/>
+      <w:r>
+        <w:t>,k</w:t>
+      </w:r>
+      <w:proofErr w:type="spellEnd"/>
+      <w:r>
+        <w:t>) [m].</w:t>
       </w:r>
     </w:p>
     <w:p>
@@ -5531,7 +5645,15 @@
         </w:numPr>
       </w:pPr>
       <w:r>
-        <w:t>out2d_*.nc: dryFlagElement.</w:t>
+        <w:t xml:space="preserve">out2d_*.nc: </w:t>
+      </w:r>
+      <w:proofErr w:type="spellStart"/>
+      <w:r>
+        <w:t>dryFlagElement</w:t>
+      </w:r>
+      <w:proofErr w:type="spellEnd"/>
+      <w:r>
+        <w:t>.</w:t>
       </w:r>
     </w:p>
     <w:p>
@@ -6757,7 +6879,15 @@
         </w:numPr>
       </w:pPr>
       <w:r>
-        <w:t>out2d_*.nc: dryFlagElement.</w:t>
+        <w:t xml:space="preserve">out2d_*.nc: </w:t>
+      </w:r>
+      <w:proofErr w:type="spellStart"/>
+      <w:r>
+        <w:t>dryFlagElement</w:t>
+      </w:r>
+      <w:proofErr w:type="spellEnd"/>
+      <w:r>
+        <w:t>.</w:t>
       </w:r>
     </w:p>
     <w:p>
@@ -6767,8 +6897,14 @@
           <w:numId w:val="19"/>
         </w:numPr>
       </w:pPr>
-      <w:r>
-        <w:t xml:space="preserve">horizontalVelX_*.nc: nodal </w:t>
+      <w:proofErr w:type="spellStart"/>
+      <w:r>
+        <w:lastRenderedPageBreak/>
+        <w:t>horizontalVelX</w:t>
+      </w:r>
+      <w:proofErr w:type="spellEnd"/>
+      <w:r>
+        <w:t xml:space="preserve">_*.nc: nodal </w:t>
       </w:r>
       <m:oMath>
         <m:r>
@@ -6834,8 +6970,13 @@
           <w:numId w:val="19"/>
         </w:numPr>
       </w:pPr>
-      <w:r>
-        <w:t xml:space="preserve">horizontalVelY_*.nc: nodal </w:t>
+      <w:proofErr w:type="spellStart"/>
+      <w:r>
+        <w:t>horizontalVelY</w:t>
+      </w:r>
+      <w:proofErr w:type="spellEnd"/>
+      <w:r>
+        <w:t xml:space="preserve">_*.nc: nodal </w:t>
       </w:r>
       <m:oMath>
         <m:r>
@@ -6901,9 +7042,13 @@
           <w:numId w:val="19"/>
         </w:numPr>
       </w:pPr>
-      <w:r>
-        <w:lastRenderedPageBreak/>
-        <w:t xml:space="preserve">zCoordinates_*.nc: nodal vertical coordinates </w:t>
+      <w:proofErr w:type="spellStart"/>
+      <w:r>
+        <w:t>zCoordinates</w:t>
+      </w:r>
+      <w:proofErr w:type="spellEnd"/>
+      <w:r>
+        <w:t xml:space="preserve">_*.nc: nodal vertical coordinates </w:t>
       </w:r>
       <m:oMath>
         <m:r>
@@ -6935,8 +7080,15 @@
           <w:numId w:val="19"/>
         </w:numPr>
       </w:pPr>
-      <w:r>
-        <w:t>fluxflag.prop + hgrid.gr3: Main-CV region/interface edge identification.</w:t>
+      <w:proofErr w:type="spellStart"/>
+      <w:proofErr w:type="gramStart"/>
+      <w:r>
+        <w:t>fluxflag.prop</w:t>
+      </w:r>
+      <w:proofErr w:type="spellEnd"/>
+      <w:proofErr w:type="gramEnd"/>
+      <w:r>
+        <w:t xml:space="preserve"> + hgrid.gr3: Main-CV region/interface edge identification.</w:t>
       </w:r>
     </w:p>
     <w:p>
@@ -8550,8 +8702,13 @@
       </m:oMathPara>
     </w:p>
     <w:p>
-      <w:r>
-        <w:t>The normal orientation is selected consistently with the positive-into-control-volume convention.</w:t>
+      <w:proofErr w:type="gramStart"/>
+      <w:r>
+        <w:t>The normal</w:t>
+      </w:r>
+      <w:proofErr w:type="gramEnd"/>
+      <w:r>
+        <w:t xml:space="preserve"> orientation is selected consistently with the positive-into-control-volume convention.</w:t>
       </w:r>
     </w:p>
     <w:p>
@@ -10826,6 +10983,7 @@
       <w:bookmarkStart w:id="29" w:name="step-9-sum-all-active-layers-of-one-edge"/>
       <w:bookmarkEnd w:id="28"/>
       <w:r>
+        <w:lastRenderedPageBreak/>
         <w:t>Step 9 — Sum all active layers of one edge</w:t>
       </w:r>
     </w:p>
@@ -11073,7 +11231,6 @@
       <w:bookmarkStart w:id="30" w:name="step-10-sum-all-selected-boundary-edges"/>
       <w:bookmarkEnd w:id="29"/>
       <w:r>
-        <w:lastRenderedPageBreak/>
         <w:t>Step 10 — Sum all selected boundary edges</w:t>
       </w:r>
     </w:p>
@@ -11635,7 +11792,15 @@
     </w:p>
     <w:p>
       <w:r>
-        <w:t>Method C is used for the Main CV. SCHISM has already accumulated region-interface transport during runtime, so no nodal velocity reconstruction is performed.</w:t>
+        <w:t xml:space="preserve">Method C is used for the Main CV. SCHISM has already accumulated region-interface transport during </w:t>
+      </w:r>
+      <w:proofErr w:type="gramStart"/>
+      <w:r>
+        <w:t>runtime</w:t>
+      </w:r>
+      <w:proofErr w:type="gramEnd"/>
+      <w:r>
+        <w:t>, so no nodal velocity reconstruction is performed.</w:t>
       </w:r>
     </w:p>
     <w:p>
@@ -11657,8 +11822,15 @@
           <w:numId w:val="20"/>
         </w:numPr>
       </w:pPr>
-      <w:r>
-        <w:t>fluxflag.prop: Region 0 / Region 1 / Region 2 element labels.</w:t>
+      <w:proofErr w:type="spellStart"/>
+      <w:proofErr w:type="gramStart"/>
+      <w:r>
+        <w:t>fluxflag.prop</w:t>
+      </w:r>
+      <w:proofErr w:type="spellEnd"/>
+      <w:proofErr w:type="gramEnd"/>
+      <w:r>
+        <w:t>: Region 0 / Region 1 / Region 2 element labels.</w:t>
       </w:r>
     </w:p>
     <w:p>
@@ -11669,12 +11841,36 @@
         </w:numPr>
       </w:pPr>
       <w:r>
-        <w:t>outputs/flux.out: native region-interface transport time series.</w:t>
-      </w:r>
-    </w:p>
-    <w:p>
-      <w:r>
-        <w:t>For each iflux = 2 time block, the relevant fields are:</w:t>
+        <w:t>outputs/</w:t>
+      </w:r>
+      <w:proofErr w:type="spellStart"/>
+      <w:r>
+        <w:t>flux.out</w:t>
+      </w:r>
+      <w:proofErr w:type="spellEnd"/>
+      <w:r>
+        <w:t>: native region-interface transport time series.</w:t>
+      </w:r>
+    </w:p>
+    <w:p>
+      <w:r>
+        <w:t xml:space="preserve">For each </w:t>
+      </w:r>
+      <w:proofErr w:type="spellStart"/>
+      <w:r>
+        <w:t>iflux</w:t>
+      </w:r>
+      <w:proofErr w:type="spellEnd"/>
+      <w:r>
+        <w:t xml:space="preserve"> = </w:t>
+      </w:r>
+      <w:proofErr w:type="gramStart"/>
+      <w:r>
+        <w:t>2 time</w:t>
+      </w:r>
+      <w:proofErr w:type="gramEnd"/>
+      <w:r>
+        <w:t xml:space="preserve"> block, the relevant fields are:</w:t>
       </w:r>
     </w:p>
     <w:p>
@@ -12234,7 +12430,15 @@
     </w:p>
     <w:p>
       <w:r>
-        <w:t>The negative directional row is already signed. Therefore net transport equals positive plus negative.</w:t>
+        <w:t xml:space="preserve">The negative directional row is already signed. </w:t>
+      </w:r>
+      <w:proofErr w:type="gramStart"/>
+      <w:r>
+        <w:t>Therefore</w:t>
+      </w:r>
+      <w:proofErr w:type="gramEnd"/>
+      <w:r>
+        <w:t xml:space="preserve"> net transport equals positive plus negative.</w:t>
       </w:r>
     </w:p>
     <w:p>
@@ -13144,7 +13348,15 @@
     </w:p>
     <w:p>
       <w:r>
-        <w:t xml:space="preserve">Because the flux.out time column is in days while </w:t>
+        <w:t xml:space="preserve">Because the </w:t>
+      </w:r>
+      <w:proofErr w:type="spellStart"/>
+      <w:r>
+        <w:t>flux.out</w:t>
+      </w:r>
+      <w:proofErr w:type="spellEnd"/>
+      <w:r>
+        <w:t xml:space="preserve"> time column is in days while </w:t>
       </w:r>
       <m:oMath>
         <m:r>
@@ -13626,6 +13838,7 @@
             <w:rPr>
               <w:rFonts w:ascii="Cambria Math" w:hAnsi="Cambria Math"/>
             </w:rPr>
+            <w:lastRenderedPageBreak/>
             <m:t>Δ</m:t>
           </m:r>
           <m:sSub>
@@ -13710,7 +13923,6 @@
       <w:bookmarkEnd w:id="5"/>
       <w:bookmarkEnd w:id="38"/>
       <w:r>
-        <w:lastRenderedPageBreak/>
         <w:t>3. Salt budget</w:t>
       </w:r>
     </w:p>
@@ -13718,12 +13930,21 @@
       <w:r>
         <w:t xml:space="preserve">Salt uses the same control-volume geometry and boundary pathways as Water. The difference is that the transported or stored water volume is weighted by salinity. The final budget unit is </w:t>
       </w:r>
+      <w:proofErr w:type="spellStart"/>
       <w:r>
         <w:rPr>
           <w:b/>
           <w:bCs/>
         </w:rPr>
-        <w:t>tonnes equivalent salt</w:t>
+        <w:t>tonnes</w:t>
+      </w:r>
+      <w:proofErr w:type="spellEnd"/>
+      <w:r>
+        <w:rPr>
+          <w:b/>
+          <w:bCs/>
+        </w:rPr>
+        <w:t xml:space="preserve"> equivalent salt</w:t>
       </w:r>
       <w:r>
         <w:t>.</w:t>
@@ -14008,7 +14229,23 @@
       </w:pPr>
       <w:bookmarkStart w:id="41" w:name="Xb7c81a7932f52ffcd2e26caf28dcb63ce6f12b4"/>
       <w:r>
-        <w:t>Step 1 — Convert one PSU in one cubic metre to grams</w:t>
+        <w:t xml:space="preserve">Step 1 — Convert one PSU </w:t>
+      </w:r>
+      <w:proofErr w:type="gramStart"/>
+      <w:r>
+        <w:t>in</w:t>
+      </w:r>
+      <w:proofErr w:type="gramEnd"/>
+      <w:r>
+        <w:t xml:space="preserve"> one cubic </w:t>
+      </w:r>
+      <w:proofErr w:type="spellStart"/>
+      <w:r>
+        <w:t>metre</w:t>
+      </w:r>
+      <w:proofErr w:type="spellEnd"/>
+      <w:r>
+        <w:t xml:space="preserve"> to grams</w:t>
       </w:r>
     </w:p>
     <w:p>
@@ -14173,8 +14410,13 @@
       <w:bookmarkStart w:id="43" w:name="step-3-convert-kilograms-to-tonnes"/>
       <w:bookmarkEnd w:id="42"/>
       <w:r>
-        <w:t>Step 3 — Convert kilograms to tonnes</w:t>
-      </w:r>
+        <w:t xml:space="preserve">Step 3 — Convert kilograms to </w:t>
+      </w:r>
+      <w:proofErr w:type="spellStart"/>
+      <w:r>
+        <w:t>tonnes</w:t>
+      </w:r>
+      <w:proofErr w:type="spellEnd"/>
     </w:p>
     <w:p>
       <m:oMathPara>
@@ -14450,8 +14692,13 @@
           <w:numId w:val="22"/>
         </w:numPr>
       </w:pPr>
-      <w:r>
-        <w:t xml:space="preserve">zCoordinates_*.nc: nodal vertical coordinates </w:t>
+      <w:proofErr w:type="spellStart"/>
+      <w:r>
+        <w:t>zCoordinates</w:t>
+      </w:r>
+      <w:proofErr w:type="spellEnd"/>
+      <w:r>
+        <w:t xml:space="preserve">_*.nc: nodal vertical coordinates </w:t>
       </w:r>
       <m:oMath>
         <m:sSub>
@@ -14601,7 +14848,15 @@
         </w:numPr>
       </w:pPr>
       <w:r>
-        <w:t>out2d_*.nc: dryFlagElement.</w:t>
+        <w:t xml:space="preserve">out2d_*.nc: </w:t>
+      </w:r>
+      <w:proofErr w:type="spellStart"/>
+      <w:r>
+        <w:t>dryFlagElement</w:t>
+      </w:r>
+      <w:proofErr w:type="spellEnd"/>
+      <w:r>
+        <w:t>.</w:t>
       </w:r>
     </w:p>
     <w:p>
@@ -15841,7 +16096,15 @@
       <w:bookmarkStart w:id="50" w:name="X892d12fe3215c47bc7c99f121768de3c51d6cab"/>
       <w:bookmarkEnd w:id="49"/>
       <w:r>
-        <w:t>Step 6 — Convert the element content to tonnes equivalent salt</w:t>
+        <w:t xml:space="preserve">Step 6 — Convert the element content to </w:t>
+      </w:r>
+      <w:proofErr w:type="spellStart"/>
+      <w:r>
+        <w:t>tonnes</w:t>
+      </w:r>
+      <w:proofErr w:type="spellEnd"/>
+      <w:r>
+        <w:t xml:space="preserve"> equivalent salt</w:t>
       </w:r>
     </w:p>
     <w:p>
@@ -18048,8 +18311,13 @@
       <w:bookmarkStart w:id="59" w:name="step-6-integrate-over-time"/>
       <w:bookmarkEnd w:id="58"/>
       <w:r>
-        <w:t>Step 6 — Integrate over time</w:t>
-      </w:r>
+        <w:t xml:space="preserve">Step 6 — Integrate </w:t>
+      </w:r>
+      <w:proofErr w:type="gramStart"/>
+      <w:r>
+        <w:t>over time</w:t>
+      </w:r>
+      <w:proofErr w:type="gramEnd"/>
     </w:p>
     <w:p>
       <m:oMathPara>
@@ -18223,7 +18491,15 @@
       <w:bookmarkStart w:id="60" w:name="step-7-convert-to-tonnes-equivalent-salt"/>
       <w:bookmarkEnd w:id="59"/>
       <w:r>
-        <w:t>Step 7 — Convert to tonnes equivalent salt</w:t>
+        <w:t xml:space="preserve">Step 7 — Convert to </w:t>
+      </w:r>
+      <w:proofErr w:type="spellStart"/>
+      <w:r>
+        <w:t>tonnes</w:t>
+      </w:r>
+      <w:proofErr w:type="spellEnd"/>
+      <w:r>
+        <w:t xml:space="preserve"> equivalent salt</w:t>
       </w:r>
     </w:p>
     <w:p>
@@ -18390,7 +18666,23 @@
     </w:p>
     <w:p>
       <w:r>
-        <w:t>Method C reads native salinity transport from outputs/flux.out. Rows 5 and 6 of each iflux = 2 block contain positive- and negative-direction salinity transport.</w:t>
+        <w:t>Method C reads native salinity transport from outputs/</w:t>
+      </w:r>
+      <w:proofErr w:type="spellStart"/>
+      <w:r>
+        <w:t>flux.out</w:t>
+      </w:r>
+      <w:proofErr w:type="spellEnd"/>
+      <w:r>
+        <w:t xml:space="preserve">. Rows 5 and 6 of each </w:t>
+      </w:r>
+      <w:proofErr w:type="spellStart"/>
+      <w:r>
+        <w:t>iflux</w:t>
+      </w:r>
+      <w:proofErr w:type="spellEnd"/>
+      <w:r>
+        <w:t xml:space="preserve"> = 2 block contain positive- and negative-direction salinity transport.</w:t>
       </w:r>
     </w:p>
     <w:p>
@@ -19316,7 +19608,15 @@
       <w:bookmarkStart w:id="67" w:name="step-6-convert-to-tonnes-equivalent-salt"/>
       <w:bookmarkEnd w:id="66"/>
       <w:r>
-        <w:t>Step 6 — Convert to tonnes equivalent salt</w:t>
+        <w:t xml:space="preserve">Step 6 — Convert to </w:t>
+      </w:r>
+      <w:proofErr w:type="spellStart"/>
+      <w:r>
+        <w:t>tonnes</w:t>
+      </w:r>
+      <w:proofErr w:type="spellEnd"/>
+      <w:r>
+        <w:t xml:space="preserve"> equivalent salt</w:t>
       </w:r>
     </w:p>
     <w:p>
@@ -19479,7 +19779,6 @@
     <w:p>
       <w:r>
         <w:rPr>
-          <w:b w:val="0"/>
           <w:bCs/>
         </w:rPr>
         <w:t>Two checks are retained for the Main CV:</w:t>
@@ -19935,12 +20234,21 @@
       <w:r>
         <w:t xml:space="preserve">TN is reactive. Its budget contains boundary transport together with physical and biogeochemical sources and sinks inside the selected control volume. The final budget unit is </w:t>
       </w:r>
+      <w:proofErr w:type="spellStart"/>
       <w:r>
         <w:rPr>
           <w:b/>
           <w:bCs/>
         </w:rPr>
-        <w:t>tonnes of nitrogen</w:t>
+        <w:t>tonnes</w:t>
+      </w:r>
+      <w:proofErr w:type="spellEnd"/>
+      <w:r>
+        <w:rPr>
+          <w:b/>
+          <w:bCs/>
+        </w:rPr>
+        <w:t xml:space="preserve"> of nitrogen</w:t>
       </w:r>
       <w:r>
         <w:t xml:space="preserve">, written as </w:t>
@@ -20298,7 +20606,15 @@
     </w:p>
     <w:p>
       <w:r>
-        <w:t>The factor used to convert mmol N to tonnes N is derived step by step.</w:t>
+        <w:t xml:space="preserve">The factor used to convert mmol N to </w:t>
+      </w:r>
+      <w:proofErr w:type="spellStart"/>
+      <w:r>
+        <w:t>tonnes</w:t>
+      </w:r>
+      <w:proofErr w:type="spellEnd"/>
+      <w:r>
+        <w:t xml:space="preserve"> N is derived step by step.</w:t>
       </w:r>
     </w:p>
     <w:p>
@@ -20495,8 +20811,13 @@
       <w:bookmarkStart w:id="73" w:name="step-3-convert-grams-to-tonnes"/>
       <w:bookmarkEnd w:id="72"/>
       <w:r>
-        <w:t>Step 3 — Convert grams to tonnes</w:t>
-      </w:r>
+        <w:t xml:space="preserve">Step 3 — Convert grams to </w:t>
+      </w:r>
+      <w:proofErr w:type="spellStart"/>
+      <w:r>
+        <w:t>tonnes</w:t>
+      </w:r>
+      <w:proofErr w:type="spellEnd"/>
     </w:p>
     <w:p>
       <m:oMathPara>
@@ -20831,7 +21152,47 @@
         </w:numPr>
       </w:pPr>
       <w:r>
-        <w:t>TN tracer outputs containing NIT_amm, NIT_nit, OGM_don, OGM_pon, and PHY_mixed: nodal constituent concentrations.</w:t>
+        <w:t xml:space="preserve">TN tracer outputs containing </w:t>
+      </w:r>
+      <w:proofErr w:type="spellStart"/>
+      <w:r>
+        <w:t>NIT_amm</w:t>
+      </w:r>
+      <w:proofErr w:type="spellEnd"/>
+      <w:r>
+        <w:t xml:space="preserve">, </w:t>
+      </w:r>
+      <w:proofErr w:type="spellStart"/>
+      <w:r>
+        <w:t>NIT_nit</w:t>
+      </w:r>
+      <w:proofErr w:type="spellEnd"/>
+      <w:r>
+        <w:t xml:space="preserve">, </w:t>
+      </w:r>
+      <w:proofErr w:type="spellStart"/>
+      <w:r>
+        <w:t>OGM_don</w:t>
+      </w:r>
+      <w:proofErr w:type="spellEnd"/>
+      <w:r>
+        <w:t xml:space="preserve">, </w:t>
+      </w:r>
+      <w:proofErr w:type="spellStart"/>
+      <w:r>
+        <w:t>OGM_pon</w:t>
+      </w:r>
+      <w:proofErr w:type="spellEnd"/>
+      <w:r>
+        <w:t xml:space="preserve">, and </w:t>
+      </w:r>
+      <w:proofErr w:type="spellStart"/>
+      <w:r>
+        <w:t>PHY_mixed</w:t>
+      </w:r>
+      <w:proofErr w:type="spellEnd"/>
+      <w:r>
+        <w:t>: nodal constituent concentrations.</w:t>
       </w:r>
     </w:p>
     <w:p>
@@ -20841,8 +21202,13 @@
           <w:numId w:val="24"/>
         </w:numPr>
       </w:pPr>
-      <w:r>
-        <w:t>zCoordinates_*.nc: nodal vertical coordinates [m].</w:t>
+      <w:proofErr w:type="spellStart"/>
+      <w:r>
+        <w:t>zCoordinates</w:t>
+      </w:r>
+      <w:proofErr w:type="spellEnd"/>
+      <w:r>
+        <w:t>_*.nc: nodal vertical coordinates [m].</w:t>
       </w:r>
     </w:p>
     <w:p>
@@ -20930,7 +21296,15 @@
         </w:numPr>
       </w:pPr>
       <w:r>
-        <w:t>out2d_*.nc: dryFlagElement.</w:t>
+        <w:t xml:space="preserve">out2d_*.nc: </w:t>
+      </w:r>
+      <w:proofErr w:type="spellStart"/>
+      <w:r>
+        <w:t>dryFlagElement</w:t>
+      </w:r>
+      <w:proofErr w:type="spellEnd"/>
+      <w:r>
+        <w:t>.</w:t>
       </w:r>
     </w:p>
     <w:p>
@@ -21414,7 +21788,6 @@
       <w:bookmarkStart w:id="76" w:name="X7fc31f3ba072e0ea5dab604ea593f10f9fce4ad"/>
       <w:bookmarkEnd w:id="75"/>
       <w:r>
-        <w:lastRenderedPageBreak/>
         <w:t>Step 2 — Calculate the thickness of one nodal vertical interval</w:t>
       </w:r>
     </w:p>
@@ -21628,7 +22001,16 @@
       <w:bookmarkStart w:id="77" w:name="X7546c8fb2fc21a2821d0ae66c7901fac70f57f3"/>
       <w:bookmarkEnd w:id="76"/>
       <w:r>
-        <w:t>Step 3 — Calculate mean TN concentration in that interval</w:t>
+        <w:lastRenderedPageBreak/>
+        <w:t xml:space="preserve">Step 3 — Calculate </w:t>
+      </w:r>
+      <w:proofErr w:type="gramStart"/>
+      <w:r>
+        <w:t>mean</w:t>
+      </w:r>
+      <w:proofErr w:type="gramEnd"/>
+      <w:r>
+        <w:t xml:space="preserve"> TN concentration in that interval</w:t>
       </w:r>
     </w:p>
     <w:p>
@@ -22862,7 +23244,15 @@
       <w:bookmarkStart w:id="81" w:name="X46eed4cd54e1e2d91c1c243d1c74b1ea5b455fc"/>
       <w:bookmarkEnd w:id="80"/>
       <w:r>
-        <w:t>Step 7 — Convert the element TN amount to tonnes N</w:t>
+        <w:t xml:space="preserve">Step 7 — Convert the element TN amount to </w:t>
+      </w:r>
+      <w:proofErr w:type="spellStart"/>
+      <w:r>
+        <w:t>tonnes</w:t>
+      </w:r>
+      <w:proofErr w:type="spellEnd"/>
+      <w:r>
+        <w:t xml:space="preserve"> N</w:t>
       </w:r>
     </w:p>
     <w:p>
@@ -23445,8 +23835,34 @@
           <w:numId w:val="25"/>
         </w:numPr>
       </w:pPr>
-      <w:r>
-        <w:t>aed_data_cmb_*.nc: TOT_tn(t,e,k) [</w:t>
+      <w:proofErr w:type="spellStart"/>
+      <w:r>
+        <w:t>aed_data_cmb</w:t>
+      </w:r>
+      <w:proofErr w:type="spellEnd"/>
+      <w:r>
+        <w:t xml:space="preserve">_*.nc: </w:t>
+      </w:r>
+      <w:proofErr w:type="spellStart"/>
+      <w:r>
+        <w:t>TOT_tn</w:t>
+      </w:r>
+      <w:proofErr w:type="spellEnd"/>
+      <w:r>
+        <w:t>(</w:t>
+      </w:r>
+      <w:proofErr w:type="spellStart"/>
+      <w:proofErr w:type="gramStart"/>
+      <w:r>
+        <w:t>t,e</w:t>
+      </w:r>
+      <w:proofErr w:type="gramEnd"/>
+      <w:r>
+        <w:t>,k</w:t>
+      </w:r>
+      <w:proofErr w:type="spellEnd"/>
+      <w:r>
+        <w:t>) [</w:t>
       </w:r>
       <m:oMath>
         <m:r>
@@ -23500,7 +23916,15 @@
         </m:sSup>
       </m:oMath>
       <w:r>
-        <w:t>] and ENV_layer_ht(t,e,k) [m].</w:t>
+        <w:t>] and ENV_layer_ht(</w:t>
+      </w:r>
+      <w:proofErr w:type="gramStart"/>
+      <w:r>
+        <w:t>t,e</w:t>
+      </w:r>
+      <w:proofErr w:type="gramEnd"/>
+      <w:r>
+        <w:t>,k) [m].</w:t>
       </w:r>
     </w:p>
     <w:p>
@@ -24428,7 +24852,15 @@
       <w:bookmarkStart w:id="89" w:name="Xe7bbdfa5c1747484eef3a76654bdb31bb21c5e2"/>
       <w:bookmarkEnd w:id="88"/>
       <w:r>
-        <w:t>Step 5 — Convert the prism amount to tonnes N</w:t>
+        <w:t xml:space="preserve">Step 5 — Convert the prism amount to </w:t>
+      </w:r>
+      <w:proofErr w:type="spellStart"/>
+      <w:r>
+        <w:t>tonnes</w:t>
+      </w:r>
+      <w:proofErr w:type="spellEnd"/>
+      <w:r>
+        <w:t xml:space="preserve"> N</w:t>
       </w:r>
     </w:p>
     <w:p>
@@ -25049,7 +25481,6 @@
       <w:bookmarkStart w:id="92" w:name="tn-storage-consistency-check"/>
       <w:bookmarkEnd w:id="91"/>
       <w:r>
-        <w:lastRenderedPageBreak/>
         <w:t>TN storage consistency check</w:t>
       </w:r>
     </w:p>
@@ -25147,6 +25578,7 @@
       <w:bookmarkEnd w:id="84"/>
       <w:bookmarkEnd w:id="92"/>
       <w:r>
+        <w:lastRenderedPageBreak/>
         <w:t>4.</w:t>
       </w:r>
       <w:r>
@@ -25229,8 +25661,21 @@
           <w:numId w:val="27"/>
         </w:numPr>
       </w:pPr>
-      <w:r>
-        <w:t>horizontalVelX_*.nc, horizontalVelY_*.nc: nodal velocity.</w:t>
+      <w:proofErr w:type="spellStart"/>
+      <w:r>
+        <w:t>horizontalVelX</w:t>
+      </w:r>
+      <w:proofErr w:type="spellEnd"/>
+      <w:r>
+        <w:t xml:space="preserve">_*.nc, </w:t>
+      </w:r>
+      <w:proofErr w:type="spellStart"/>
+      <w:r>
+        <w:t>horizontalVelY</w:t>
+      </w:r>
+      <w:proofErr w:type="spellEnd"/>
+      <w:r>
+        <w:t>_*.nc: nodal velocity.</w:t>
       </w:r>
     </w:p>
     <w:p>
@@ -25240,8 +25685,13 @@
           <w:numId w:val="27"/>
         </w:numPr>
       </w:pPr>
-      <w:r>
-        <w:t>zCoordinates_*.nc: nodal vertical coordinates.</w:t>
+      <w:proofErr w:type="spellStart"/>
+      <w:r>
+        <w:t>zCoordinates</w:t>
+      </w:r>
+      <w:proofErr w:type="spellEnd"/>
+      <w:r>
+        <w:t>_*.nc: nodal vertical coordinates.</w:t>
       </w:r>
     </w:p>
     <w:p>
@@ -25252,7 +25702,47 @@
         </w:numPr>
       </w:pPr>
       <w:r>
-        <w:t>TN tracer outputs: NIT_amm, NIT_nit, OGM_don, OGM_pon, PHY_mixed.</w:t>
+        <w:t xml:space="preserve">TN tracer outputs: </w:t>
+      </w:r>
+      <w:proofErr w:type="spellStart"/>
+      <w:r>
+        <w:t>NIT_amm</w:t>
+      </w:r>
+      <w:proofErr w:type="spellEnd"/>
+      <w:r>
+        <w:t xml:space="preserve">, </w:t>
+      </w:r>
+      <w:proofErr w:type="spellStart"/>
+      <w:r>
+        <w:t>NIT_nit</w:t>
+      </w:r>
+      <w:proofErr w:type="spellEnd"/>
+      <w:r>
+        <w:t xml:space="preserve">, </w:t>
+      </w:r>
+      <w:proofErr w:type="spellStart"/>
+      <w:r>
+        <w:t>OGM_don</w:t>
+      </w:r>
+      <w:proofErr w:type="spellEnd"/>
+      <w:r>
+        <w:t xml:space="preserve">, </w:t>
+      </w:r>
+      <w:proofErr w:type="spellStart"/>
+      <w:r>
+        <w:t>OGM_pon</w:t>
+      </w:r>
+      <w:proofErr w:type="spellEnd"/>
+      <w:r>
+        <w:t xml:space="preserve">, </w:t>
+      </w:r>
+      <w:proofErr w:type="spellStart"/>
+      <w:r>
+        <w:t>PHY_mixed</w:t>
+      </w:r>
+      <w:proofErr w:type="spellEnd"/>
+      <w:r>
+        <w:t>.</w:t>
       </w:r>
     </w:p>
     <w:p>
@@ -25263,7 +25753,17 @@
         </w:numPr>
       </w:pPr>
       <w:r>
-        <w:t>hgrid.gr3 and fluxflag.prop: edge geometry and Main-CV interface identification.</w:t>
+        <w:t xml:space="preserve">hgrid.gr3 and </w:t>
+      </w:r>
+      <w:proofErr w:type="spellStart"/>
+      <w:proofErr w:type="gramStart"/>
+      <w:r>
+        <w:t>fluxflag.prop</w:t>
+      </w:r>
+      <w:proofErr w:type="spellEnd"/>
+      <w:proofErr w:type="gramEnd"/>
+      <w:r>
+        <w:t>: edge geometry and Main-CV interface identification.</w:t>
       </w:r>
     </w:p>
     <w:p>
@@ -27431,7 +27931,15 @@
       <w:bookmarkStart w:id="101" w:name="X450450631e42e23396723d1cf8501f665255d89"/>
       <w:bookmarkEnd w:id="100"/>
       <w:r>
-        <w:t>Step 8 — Convert boundary transport to tonnes N</w:t>
+        <w:t xml:space="preserve">Step 8 — Convert boundary transport to </w:t>
+      </w:r>
+      <w:proofErr w:type="spellStart"/>
+      <w:r>
+        <w:t>tonnes</w:t>
+      </w:r>
+      <w:proofErr w:type="spellEnd"/>
+      <w:r>
+        <w:t xml:space="preserve"> N</w:t>
       </w:r>
     </w:p>
     <w:p>
@@ -27776,7 +28284,15 @@
     </w:p>
     <w:p>
       <w:r>
-        <w:t>Method C reads the native positive/negative tracer-transport pairs from outputs/flux.out and constructs TN transport from the same constituent pools used in the TN definition.</w:t>
+        <w:t>Method C reads the native positive/negative tracer-transport pairs from outputs/</w:t>
+      </w:r>
+      <w:proofErr w:type="spellStart"/>
+      <w:r>
+        <w:t>flux.out</w:t>
+      </w:r>
+      <w:proofErr w:type="spellEnd"/>
+      <w:r>
+        <w:t xml:space="preserve"> and constructs TN transport from the same constituent pools used in the TN definition.</w:t>
       </w:r>
     </w:p>
     <w:p>
@@ -27785,7 +28301,6 @@
       </w:pPr>
       <w:bookmarkStart w:id="104" w:name="X8cca4afd67967e0a68835faed469cae9b77dbee"/>
       <w:r>
-        <w:lastRenderedPageBreak/>
         <w:t xml:space="preserve">Step 1 — Form native net transport for each tracer </w:t>
       </w:r>
       <m:oMath>
@@ -27944,6 +28459,7 @@
       <w:bookmarkStart w:id="105" w:name="Xd3fbaa5c033a18a0e49591f83734f4dd36b4dca"/>
       <w:bookmarkEnd w:id="104"/>
       <w:r>
+        <w:lastRenderedPageBreak/>
         <w:t>Step 2 — Assemble native TN transport for one interface</w:t>
       </w:r>
     </w:p>
@@ -28500,7 +29016,23 @@
       <w:bookmarkStart w:id="108" w:name="X00521ab23777ed1f315ff2be62699357a61c3f5"/>
       <w:bookmarkEnd w:id="107"/>
       <w:r>
-        <w:t>Step 5 — Calculate the net native TN transport into the Main CV</w:t>
+        <w:t xml:space="preserve">Step 5 — Calculate the </w:t>
+      </w:r>
+      <w:proofErr w:type="gramStart"/>
+      <w:r>
+        <w:t>net native</w:t>
+      </w:r>
+      <w:proofErr w:type="gramEnd"/>
+      <w:r>
+        <w:t xml:space="preserve"> TN </w:t>
+      </w:r>
+      <w:proofErr w:type="gramStart"/>
+      <w:r>
+        <w:t>transport</w:t>
+      </w:r>
+      <w:proofErr w:type="gramEnd"/>
+      <w:r>
+        <w:t xml:space="preserve"> into the Main CV</w:t>
       </w:r>
     </w:p>
     <w:p>
@@ -28846,7 +29378,15 @@
       <w:bookmarkStart w:id="110" w:name="step-7-convert-to-tonnes-n"/>
       <w:bookmarkEnd w:id="109"/>
       <w:r>
-        <w:t>Step 7 — Convert to tonnes N</w:t>
+        <w:t xml:space="preserve">Step 7 — Convert to </w:t>
+      </w:r>
+      <w:proofErr w:type="spellStart"/>
+      <w:r>
+        <w:t>tonnes</w:t>
+      </w:r>
+      <w:proofErr w:type="spellEnd"/>
+      <w:r>
+        <w:t xml:space="preserve"> N</w:t>
       </w:r>
     </w:p>
     <w:p>
@@ -29120,8 +29660,21 @@
       </m:oMathPara>
     </w:p>
     <w:p>
-      <w:r>
-        <w:t>Thus Method B and Method C differ only in how the boundary transport is obtained; the internal source and sink accounting is the same.</w:t>
+      <w:proofErr w:type="gramStart"/>
+      <w:r>
+        <w:t>Thus</w:t>
+      </w:r>
+      <w:proofErr w:type="gramEnd"/>
+      <w:r>
+        <w:t xml:space="preserve"> Method B and Method C differ only in how the boundary transport is obtained; the internal source and sink accounting </w:t>
+      </w:r>
+      <w:proofErr w:type="gramStart"/>
+      <w:r>
+        <w:t>is</w:t>
+      </w:r>
+      <w:proofErr w:type="gramEnd"/>
+      <w:r>
+        <w:t xml:space="preserve"> the same.</w:t>
       </w:r>
     </w:p>
     <w:p>
@@ -29718,7 +30271,15 @@
         </w:numPr>
       </w:pPr>
       <w:r>
-        <w:t>Method C: native VOL transport from flux.out.</w:t>
+        <w:t xml:space="preserve">Method C: native VOL transport from </w:t>
+      </w:r>
+      <w:proofErr w:type="spellStart"/>
+      <w:r>
+        <w:t>flux.out</w:t>
+      </w:r>
+      <w:proofErr w:type="spellEnd"/>
+      <w:r>
+        <w:t>.</w:t>
       </w:r>
     </w:p>
     <w:p>
@@ -29807,7 +30368,15 @@
         </w:numPr>
       </w:pPr>
       <w:r>
-        <w:t>Method C: native salinity transport from flux.out.</w:t>
+        <w:t xml:space="preserve">Method C: native salinity transport from </w:t>
+      </w:r>
+      <w:proofErr w:type="spellStart"/>
+      <w:r>
+        <w:t>flux.out</w:t>
+      </w:r>
+      <w:proofErr w:type="spellEnd"/>
+      <w:r>
+        <w:t>.</w:t>
       </w:r>
     </w:p>
     <w:p>
@@ -29818,7 +30387,15 @@
         </w:numPr>
       </w:pPr>
       <w:r>
-        <w:t>Final unit: tonnes equivalent salt.</w:t>
+        <w:t xml:space="preserve">Final unit: </w:t>
+      </w:r>
+      <w:proofErr w:type="spellStart"/>
+      <w:r>
+        <w:t>tonnes</w:t>
+      </w:r>
+      <w:proofErr w:type="spellEnd"/>
+      <w:r>
+        <w:t xml:space="preserve"> equivalent salt.</w:t>
       </w:r>
     </w:p>
     <w:p>
@@ -29827,7 +30404,6 @@
           <w:b/>
           <w:bCs/>
         </w:rPr>
-        <w:lastRenderedPageBreak/>
         <w:t>TN</w:t>
       </w:r>
     </w:p>
@@ -29850,7 +30426,15 @@
         </w:numPr>
       </w:pPr>
       <w:r>
-        <w:t>LHS-2: native TOT_tn multiplied by AED element-layer volume.</w:t>
+        <w:t xml:space="preserve">LHS-2: native </w:t>
+      </w:r>
+      <w:proofErr w:type="spellStart"/>
+      <w:r>
+        <w:t>TOT_tn</w:t>
+      </w:r>
+      <w:proofErr w:type="spellEnd"/>
+      <w:r>
+        <w:t xml:space="preserve"> multiplied by AED element-layer volume.</w:t>
       </w:r>
     </w:p>
     <w:p>
@@ -29883,6 +30467,7 @@
         </w:numPr>
       </w:pPr>
       <w:r>
+        <w:lastRenderedPageBreak/>
         <w:t xml:space="preserve">Final unit: </w:t>
       </w:r>
       <m:oMath>
@@ -30030,7 +30615,15 @@
         </w:numPr>
       </w:pPr>
       <w:r>
-        <w:t>out2d_*.nc: elevation and dryFlagElement. Used for Water LHS-1 and wet/dry masks [m, –].</w:t>
+        <w:t xml:space="preserve">out2d_*.nc: elevation and </w:t>
+      </w:r>
+      <w:proofErr w:type="spellStart"/>
+      <w:r>
+        <w:t>dryFlagElement</w:t>
+      </w:r>
+      <w:proofErr w:type="spellEnd"/>
+      <w:r>
+        <w:t>. Used for Water LHS-1 and wet/dry masks [m, –].</w:t>
       </w:r>
     </w:p>
     <w:p>
@@ -30040,8 +30633,29 @@
           <w:numId w:val="32"/>
         </w:numPr>
       </w:pPr>
-      <w:r>
-        <w:t xml:space="preserve">aed_data_cmb_*.nc: ENV_layer_ht, TOT_tn and TN source/sink diagnostics. Used for Water LHS-2, TN LHS-2 and TN source/sink terms [m; </w:t>
+      <w:proofErr w:type="spellStart"/>
+      <w:r>
+        <w:t>aed_data_cmb</w:t>
+      </w:r>
+      <w:proofErr w:type="spellEnd"/>
+      <w:r>
+        <w:t xml:space="preserve">_*.nc: </w:t>
+      </w:r>
+      <w:proofErr w:type="spellStart"/>
+      <w:r>
+        <w:t>ENV_layer_ht</w:t>
+      </w:r>
+      <w:proofErr w:type="spellEnd"/>
+      <w:r>
+        <w:t xml:space="preserve">, </w:t>
+      </w:r>
+      <w:proofErr w:type="spellStart"/>
+      <w:r>
+        <w:t>TOT_tn</w:t>
+      </w:r>
+      <w:proofErr w:type="spellEnd"/>
+      <w:r>
+        <w:t xml:space="preserve"> and TN source/sink diagnostics. Used for Water LHS-2, TN LHS-2 and TN source/sink terms [m; </w:t>
       </w:r>
       <m:oMath>
         <m:r>
@@ -30105,8 +30719,13 @@
           <w:numId w:val="32"/>
         </w:numPr>
       </w:pPr>
-      <w:r>
-        <w:t xml:space="preserve">horizontalVelX_*.nc: nodal </w:t>
+      <w:proofErr w:type="spellStart"/>
+      <w:r>
+        <w:t>horizontalVelX</w:t>
+      </w:r>
+      <w:proofErr w:type="spellEnd"/>
+      <w:r>
+        <w:t xml:space="preserve">_*.nc: nodal </w:t>
       </w:r>
       <m:oMath>
         <m:r>
@@ -30172,8 +30791,13 @@
           <w:numId w:val="32"/>
         </w:numPr>
       </w:pPr>
-      <w:r>
-        <w:t xml:space="preserve">horizontalVelY_*.nc: nodal </w:t>
+      <w:proofErr w:type="spellStart"/>
+      <w:r>
+        <w:t>horizontalVelY</w:t>
+      </w:r>
+      <w:proofErr w:type="spellEnd"/>
+      <w:r>
+        <w:t xml:space="preserve">_*.nc: nodal </w:t>
       </w:r>
       <m:oMath>
         <m:r>
@@ -30239,8 +30863,13 @@
           <w:numId w:val="32"/>
         </w:numPr>
       </w:pPr>
-      <w:r>
-        <w:t>zCoordinates_*.nc: nodal vertical coordinates for Method B, Salt LHS-1 and TN LHS-1 [m].</w:t>
+      <w:proofErr w:type="spellStart"/>
+      <w:r>
+        <w:t>zCoordinates</w:t>
+      </w:r>
+      <w:proofErr w:type="spellEnd"/>
+      <w:r>
+        <w:t>_*.nc: nodal vertical coordinates for Method B, Salt LHS-1 and TN LHS-1 [m].</w:t>
       </w:r>
     </w:p>
     <w:p>
@@ -30262,7 +30891,47 @@
         </w:numPr>
       </w:pPr>
       <w:r>
-        <w:t xml:space="preserve">TN tracer outputs: NIT_amm, NIT_nit, OGM_don, OGM_pon, PHY_mixed. Used for TN LHS-1 and TN Method B; assembled to </w:t>
+        <w:t xml:space="preserve">TN tracer outputs: </w:t>
+      </w:r>
+      <w:proofErr w:type="spellStart"/>
+      <w:r>
+        <w:t>NIT_amm</w:t>
+      </w:r>
+      <w:proofErr w:type="spellEnd"/>
+      <w:r>
+        <w:t xml:space="preserve">, </w:t>
+      </w:r>
+      <w:proofErr w:type="spellStart"/>
+      <w:r>
+        <w:t>NIT_nit</w:t>
+      </w:r>
+      <w:proofErr w:type="spellEnd"/>
+      <w:r>
+        <w:t xml:space="preserve">, </w:t>
+      </w:r>
+      <w:proofErr w:type="spellStart"/>
+      <w:r>
+        <w:t>OGM_don</w:t>
+      </w:r>
+      <w:proofErr w:type="spellEnd"/>
+      <w:r>
+        <w:t xml:space="preserve">, </w:t>
+      </w:r>
+      <w:proofErr w:type="spellStart"/>
+      <w:r>
+        <w:t>OGM_pon</w:t>
+      </w:r>
+      <w:proofErr w:type="spellEnd"/>
+      <w:r>
+        <w:t xml:space="preserve">, </w:t>
+      </w:r>
+      <w:proofErr w:type="spellStart"/>
+      <w:r>
+        <w:t>PHY_mixed</w:t>
+      </w:r>
+      <w:proofErr w:type="spellEnd"/>
+      <w:r>
+        <w:t xml:space="preserve">. Used for TN LHS-1 and TN Method B; assembled to </w:t>
       </w:r>
       <m:oMath>
         <m:r>
@@ -30326,8 +30995,15 @@
           <w:numId w:val="32"/>
         </w:numPr>
       </w:pPr>
-      <w:r>
-        <w:t>fluxflag.prop: element region IDs for Main-CV native interface definition.</w:t>
+      <w:proofErr w:type="spellStart"/>
+      <w:proofErr w:type="gramStart"/>
+      <w:r>
+        <w:t>fluxflag.prop</w:t>
+      </w:r>
+      <w:proofErr w:type="spellEnd"/>
+      <w:proofErr w:type="gramEnd"/>
+      <w:r>
+        <w:t>: element region IDs for Main-CV native interface definition.</w:t>
       </w:r>
     </w:p>
     <w:p>
@@ -30338,7 +31014,15 @@
         </w:numPr>
       </w:pPr>
       <w:r>
-        <w:t>outputs/flux.out: native water, temperature, salinity and tracer transport for Method C [quantity-specific transport units].</w:t>
+        <w:t>outputs/</w:t>
+      </w:r>
+      <w:proofErr w:type="spellStart"/>
+      <w:r>
+        <w:t>flux.out</w:t>
+      </w:r>
+      <w:proofErr w:type="spellEnd"/>
+      <w:r>
+        <w:t>: native water, temperature, salinity and tracer transport for Method C [quantity-specific transport units].</w:t>
       </w:r>
     </w:p>
     <w:p>
